--- a/MIMs-latest-sk.docx
+++ b/MIMs-latest-sk.docx
@@ -15532,6 +15532,20 @@
       </w:r>
     </w:p>
     <w:p>
+      <w:pPr>
+        <w:spacing w:before="40" w:after="80"/>
+      </w:pPr>
+      <w:r>
+        <w:rPr>
+          <w:b w:val="0"/>
+          <w:i w:val="0"/>
+          <w:color w:val="5A5A6E"/>
+          <w:sz w:val="17"/>
+        </w:rPr>
+        <w:t>Tabuľku v editovateľnej podobe nájdete na: https://marek-mraz.github.io/mims-procurement-checklist/</w:t>
+      </w:r>
+    </w:p>
+    <w:p>
       <w:r>
         <w:br w:type="page"/>
       </w:r>
@@ -16114,7 +16128,7 @@
           <w:color w:val="5A5A6E"/>
           <w:sz w:val="17"/>
         </w:rPr>
-        <w:t>v9.0.1 · 2026-09-18</w:t>
+        <w:t>v9.0.3 · 2026-09-18</w:t>
       </w:r>
     </w:p>
     <w:sectPr>
@@ -16142,7 +16156,7 @@
         <w:color w:val="5A5A6E"/>
         <w:sz w:val="16"/>
       </w:rPr>
-      <w:t xml:space="preserve">Kontrolný zoznam pre verejné obstarávanie pomocou minimálnych mechanizmov interoperability (MIMs) · MIMs Plus 9.0 · v9.0.1 · 2026-09-18  ·  </w:t>
+      <w:t xml:space="preserve">Kontrolný zoznam pre verejné obstarávanie pomocou minimálnych mechanizmov interoperability (MIMs) · MIMs Plus 9.0 · v9.0.3 · 2026-09-18  ·  </w:t>
     </w:r>
     <w:fldSimple w:instr="PAGE"/>
   </w:p>

--- a/MIMs-latest-sk.docx
+++ b/MIMs-latest-sk.docx
@@ -16128,7 +16128,7 @@
           <w:color w:val="5A5A6E"/>
           <w:sz w:val="17"/>
         </w:rPr>
-        <w:t>v9.0.3 · 2026-09-18</w:t>
+        <w:t>v9.0.4 · 2026-09-18</w:t>
       </w:r>
     </w:p>
     <w:sectPr>
@@ -16156,7 +16156,7 @@
         <w:color w:val="5A5A6E"/>
         <w:sz w:val="16"/>
       </w:rPr>
-      <w:t xml:space="preserve">Kontrolný zoznam pre verejné obstarávanie pomocou minimálnych mechanizmov interoperability (MIMs) · MIMs Plus 9.0 · v9.0.3 · 2026-09-18  ·  </w:t>
+      <w:t xml:space="preserve">Kontrolný zoznam pre verejné obstarávanie pomocou minimálnych mechanizmov interoperability (MIMs) · MIMs Plus 9.0 · v9.0.4 · 2026-09-18  ·  </w:t>
     </w:r>
     <w:fldSimple w:instr="PAGE"/>
   </w:p>

--- a/MIMs-latest-sk.docx
+++ b/MIMs-latest-sk.docx
@@ -2718,8 +2718,6 @@
                 <w:sz w:val="16"/>
               </w:rPr>
               <w:t>Prístup k informáciám je možné obmedziť</w:t>
-              <w:br/>
-              <w:t>Poznámka brožúry: požiadavka nemá v špecifikácii vlastný kód. Označenia MIM3.C5.R0 a MIM6.C1.R4 v MIMs Plus 9.0 neexistujú; pravdepodobne ide o pozostatok staršieho číslovania. Najbližšie sú MIM3 RC5.1–RC5.5 a MIM6 R1.1–R1.3.</w:t>
             </w:r>
           </w:p>
         </w:tc>
@@ -2770,8 +2768,6 @@
                 <w:sz w:val="16"/>
               </w:rPr>
               <w:t>Ak sú takéto obmedzenia zavedené, MUSIA sa riadiť požiadavkami definovanými v MIM3 a MIM6, konkrétne: identifikácia aktérov (MIM3.C5.R0), autorizácia a roly aktérov (MIM6.C1.R4), politiky na úrovni dátových aktív (MIM6.C1.R4).</w:t>
-              <w:br/>
-              <w:t>Poznámka brožúry: požiadavka nemá v špecifikácii vlastný kód. Označenia MIM3.C5.R0 a MIM6.C1.R4 v MIMs Plus 9.0 neexistujú; pravdepodobne ide o pozostatok staršieho číslovania. Najbližšie sú MIM3 RC5.1–RC5.5 a MIM6 R1.1–R1.3.</w:t>
             </w:r>
           </w:p>
         </w:tc>
@@ -16128,7 +16124,7 @@
           <w:color w:val="5A5A6E"/>
           <w:sz w:val="17"/>
         </w:rPr>
-        <w:t>v9.0.4 · 2026-09-18</w:t>
+        <w:t>v9.0.5 · 2026-09-18</w:t>
       </w:r>
     </w:p>
     <w:sectPr>
@@ -16156,7 +16152,7 @@
         <w:color w:val="5A5A6E"/>
         <w:sz w:val="16"/>
       </w:rPr>
-      <w:t xml:space="preserve">Kontrolný zoznam pre verejné obstarávanie pomocou minimálnych mechanizmov interoperability (MIMs) · MIMs Plus 9.0 · v9.0.4 · 2026-09-18  ·  </w:t>
+      <w:t xml:space="preserve">Kontrolný zoznam pre verejné obstarávanie pomocou minimálnych mechanizmov interoperability (MIMs) · MIMs Plus 9.0 · v9.0.5 · 2026-09-18  ·  </w:t>
     </w:r>
     <w:fldSimple w:instr="PAGE"/>
   </w:p>

--- a/MIMs-latest-sk.docx
+++ b/MIMs-latest-sk.docx
@@ -16124,7 +16124,7 @@
           <w:color w:val="5A5A6E"/>
           <w:sz w:val="17"/>
         </w:rPr>
-        <w:t>v9.0.5 · 2026-09-18</w:t>
+        <w:t>v9.0.6 · 2026-09-18</w:t>
       </w:r>
     </w:p>
     <w:sectPr>
@@ -16152,7 +16152,7 @@
         <w:color w:val="5A5A6E"/>
         <w:sz w:val="16"/>
       </w:rPr>
-      <w:t xml:space="preserve">Kontrolný zoznam pre verejné obstarávanie pomocou minimálnych mechanizmov interoperability (MIMs) · MIMs Plus 9.0 · v9.0.5 · 2026-09-18  ·  </w:t>
+      <w:t xml:space="preserve">Kontrolný zoznam pre verejné obstarávanie pomocou minimálnych mechanizmov interoperability (MIMs) · MIMs Plus 9.0 · v9.0.6 · 2026-09-18  ·  </w:t>
     </w:r>
     <w:fldSimple w:instr="PAGE"/>
   </w:p>

--- a/MIMs-latest-sk.docx
+++ b/MIMs-latest-sk.docx
@@ -86,7 +86,7 @@
           <w:color w:val="003399"/>
           <w:sz w:val="52"/>
         </w:rPr>
-        <w:t>Kontrolný zoznam pre verejné obstarávanie pomocou minimálnych mechanizmov interoperability (MIMs)</w:t>
+        <w:t>Kontrolný zoznam pre verejné obstarávanie podľa minimálnych mechanizmov interoperability (MIMs)</w:t>
       </w:r>
     </w:p>
     <w:p>
@@ -101,7 +101,7 @@
           <w:color w:val="C2186F"/>
           <w:sz w:val="30"/>
         </w:rPr>
-        <w:t>Čo dať do súťažných podkladov, aby údaje zostali mestu</w:t>
+        <w:t>Čo uviesť v súťažných podkladoch, aby údaje zostali pod kontrolou mesta</w:t>
       </w:r>
     </w:p>
     <w:p>
@@ -116,7 +116,7 @@
           <w:color w:val="5A5A6E"/>
           <w:sz w:val="22"/>
         </w:rPr>
-        <w:t>K MIMs Plus 9.0 siete OASC</w:t>
+        <w:t>Špecifikácia: MIMs Plus 9.0 siete OASC</w:t>
       </w:r>
     </w:p>
     <w:p>
@@ -165,7 +165,7 @@
           <w:color w:val="003399"/>
           <w:sz w:val="36"/>
         </w:rPr>
-        <w:t>Prečo táto brožúra</w:t>
+        <w:t>Účel brožúry</w:t>
       </w:r>
     </w:p>
     <w:p>
@@ -191,7 +191,7 @@
           <w:i w:val="0"/>
           <w:sz w:val="21"/>
         </w:rPr>
-        <w:t>Nemusí to tak byť. Minimálne mechanizmy interoperability (MIMs) spravuje sieť Open &amp; Agile Smart Cities (OASC) a podporuje ich európska iniciatíva living-in.eu. Opisujú minimálne technické požiadavky, vďaka ktorým vaše údaje zostanú otvorené, opakovane použiteľné a nezávislé od dodávateľa. Sú zámerne malé: žiadna veľkolepá architektúra, len tých pár vecí, ktoré musia platiť, aby sa systémy dohovorili.</w:t>
+        <w:t>Nemusí to tak byť. Minimálne mechanizmy interoperability (MIMs) spravuje sieť Open &amp; Agile Smart Cities (OASC) a podporuje ich európska iniciatíva living-in.eu. Opisujú minimálne technické požiadavky, vďaka ktorým vaše údaje zostanú otvorené, opakovane použiteľné a nezávislé od dodávateľa. Sú zámerne malé: nejde o rozsiahlu architektúru, len o niekoľko podmienok, ktoré musia platiť, aby si systémy vymieňali údaje.</w:t>
       </w:r>
     </w:p>
     <w:p>
@@ -204,7 +204,7 @@
           <w:i w:val="0"/>
           <w:sz w:val="21"/>
         </w:rPr>
-        <w:t>Nemusíte byť inžinier. Každý kontrolný zoznam premieňa jeden MIM na zrozumiteľné požiadavky, ktoré skopírujete priamo do súťažných podkladov, aj s dôvodom, prečo vás chránia. Hneď za zoznamom nájdete presné znenie všetkých požiadaviek špecifikácie, aby si detaily overili vaši technici aj uchádzači.</w:t>
+        <w:t>Na použitie brožúry nie sú potrebné technické znalosti. Každý kontrolný zoznam premieňa jeden MIM na zrozumiteľné požiadavky, ktoré skopírujete priamo do súťažných podkladov, aj s dôvodom, prečo vás chránia. Hneď za zoznamom nájdete presné znenie všetkých požiadaviek špecifikácie, aby si detaily overili vaši technici aj uchádzači.</w:t>
       </w:r>
     </w:p>
     <w:p>
@@ -217,7 +217,7 @@
           <w:i w:val="0"/>
           <w:sz w:val="21"/>
         </w:rPr>
-        <w:t>Mestá, ktoré MIMs vyžadujú, obstarajú raz a používajú mnohokrát: údaje o kvalite ovzdušia napájajú školský prehľad, evidencia verejného osvetlenia energetický plán a ďalší dodávateľ nadviaže tam, kde predchádzajúci skončil. To je interoperabilita v praxi. Pri projektoch z fondov EÚ sa interoperabilita čoraz častejšie očakáva.</w:t>
+        <w:t>Mestá, ktoré MIMs vyžadujú, obstarajú raz a používajú mnohokrát: údaje o kvalite ovzdušia napájajú školský prehľad, evidencia verejného osvetlenia slúži ako podklad pre energetický plán a ďalší dodávateľ nadviaže tam, kde predchádzajúci skončil. To je interoperabilita v praxi. Pri projektoch z fondov EÚ sa interoperabilita čoraz častejšie očakáva.</w:t>
       </w:r>
     </w:p>
     <w:tbl>
@@ -251,7 +251,7 @@
               <w:br/>
               <w:t>1. Dodávateľov riešení, ktorí chcú zabezpečiť, aby ich riešenia boli interoperabilné s inými a umožňovali plynulú výmenu údajov v kontexte inteligentných miest a komunít.</w:t>
               <w:br/>
-              <w:t>2. Obstarávateľov, ktorí chcú nakupovať riešenia pripravené na budúcnosť a nákladovo efektívne integrovateľné do existujúcej architektúry informačných a komunikačných technológií (IKT) inteligentných miest a komunít.”</w:t>
+              <w:t>2. Obstarávateľov, ktorí chcú obstarávať riešenia pripravené na budúcnosť a nákladovo efektívne integrovateľné do existujúcej architektúry informačných a komunikačných technológií (IKT) inteligentných miest a komunít.”</w:t>
             </w:r>
           </w:p>
         </w:tc>
@@ -571,7 +571,7 @@
           <w:i w:val="0"/>
           <w:sz w:val="20"/>
         </w:rPr>
-        <w:t>Prečítajte si sedem kontrolných zoznamov. Označte tie, ktoré sa týkajú vášho nákupu. Väčšina zákaziek potrebuje MIM0, MIM1, MIM2 a MIM6; pridajte MIM3, keď sa údaje zdieľajú s tretími stranami alebo cez dátový portál, MIM7 pri čomkoľvek s mapou a MIM8 pri digitálnych dvojčatách.</w:t>
+        <w:t>Prečítajte si sedem kontrolných zoznamov. Označte tie, ktoré sa týkajú vašej zákazky. Väčšina zákaziek potrebuje MIM0, MIM1, MIM2 a MIM6; pridajte MIM3, keď sa údaje zdieľajú s tretími stranami alebo cez dátový portál, MIM7 pri čomkoľvek s mapou a MIM8 pri digitálnych dvojčatách.</w:t>
       </w:r>
     </w:p>
     <w:p>
@@ -585,7 +585,7 @@
           <w:color w:val="003399"/>
           <w:sz w:val="22"/>
         </w:rPr>
-        <w:t xml:space="preserve">2. Súťaž  </w:t>
+        <w:t xml:space="preserve">2. Súťažné podklady  </w:t>
       </w:r>
       <w:r>
         <w:rPr>
@@ -607,7 +607,7 @@
           <w:color w:val="003399"/>
           <w:sz w:val="22"/>
         </w:rPr>
-        <w:t xml:space="preserve">3. Hodnotenie  </w:t>
+        <w:t xml:space="preserve">3. Vyhodnotenie ponúk  </w:t>
       </w:r>
       <w:r>
         <w:rPr>
@@ -615,7 +615,7 @@
           <w:i w:val="0"/>
           <w:sz w:val="20"/>
         </w:rPr>
-        <w:t>Žiadajte od uchádzačov ukázať, nie sľubovať (pozri klauzulu s týmto názvom). Splnenie overte podľa tabuľky zhody, ktorú uchádzač vyplnil.</w:t>
+        <w:t>Žiadajte od uchádzačov ukázať, nie sľúbiť (pozri klauzulu s týmto názvom). Splnenie overte podľa tabuľky zhody, ktorú uchádzač vyplnil.</w:t>
       </w:r>
     </w:p>
     <w:p>
@@ -629,7 +629,7 @@
           <w:color w:val="003399"/>
           <w:sz w:val="22"/>
         </w:rPr>
-        <w:t xml:space="preserve">4. Odovzdanie  </w:t>
+        <w:t xml:space="preserve">4. Prevzatie plnenia  </w:t>
       </w:r>
       <w:r>
         <w:rPr>
@@ -794,7 +794,7 @@
                 <w:i w:val="0"/>
                 <w:sz w:val="19"/>
               </w:rPr>
-              <w:t xml:space="preserve">  voliteľné. Príjemný bonus, nikdy nie podmienka.</w:t>
+              <w:t xml:space="preserve">  voliteľné. Vítané, nikdy nie podmienka.</w:t>
             </w:r>
           </w:p>
           <w:p>
@@ -839,7 +839,7 @@
                 <w:i w:val="0"/>
                 <w:sz w:val="19"/>
               </w:rPr>
-              <w:t>Položky zoznamu hovoria „musí“, aj keď špecifikácia miestami len odporúča (should) alebo uvádza kandidátsky mechanizmus. Je to rozhodnutie verejného obstarávateľa.</w:t>
+              <w:t>Položky zoznamu formulujú požiadavky ako záväzné („musí“), aj keď špecifikácia miestami len odporúča (should) alebo uvádza kandidátsky mechanizmus. Je to rozhodnutie verejného obstarávateľa.</w:t>
             </w:r>
           </w:p>
         </w:tc>
@@ -856,7 +856,7 @@
           <w:color w:val="5A5A6E"/>
           <w:sz w:val="18"/>
         </w:rPr>
-        <w:t>Každá položka zoznamu nesie malý odkaz ako → MIM0 R1.1. To je požiadavka špecifikácie MIMs Plus 9.0, z ktorej vychádza; hneď za zoznamom nájdete všetky požiadavky daného MIM doslovne. Kľúčové slová definuje len MIM0: platia, keď sú napísané verzálkami, čo je konvencia IETF RFC 2119 a RFC 8174 (CAN pochádza z pravidiel ISO/IEC Directives, Part 2). Ostatné MIMs definíciu nemajú: MIM6 píše SHALL prevažne verzálkami, MIM2, MIM3, MIM7 a MIM8 píšu shall, should a must malým a MIM1 ich používa len v popise mechanizmu (MUST NOT v časti 3.1). Táto brožúra číta malé slová rovnako; uchádzač ich môže čítať voľnejšie.</w:t>
+        <w:t>Každá položka zoznamu nesie malý odkaz ako → MIM0 R1.1. To je požiadavka špecifikácie MIMs Plus 9.0, z ktorej vychádza; hneď za zoznamom nájdete všetky požiadavky daného MIM doslovne. Kľúčové slová definuje len MIM0: platia, keď sú napísané verzálkami, čo je konvencia IETF RFC 2119 a RFC 8174 (CAN pochádza z pravidiel ISO/IEC Directives, Part 2). Ostatné MIMs definíciu nemajú: MIM6 píše SHALL prevažne verzálkami, MIM2, MIM3, MIM7 a MIM8 píšu shall, should a must malými písmenami a MIM1 ich používa len v opise mechanizmu (MUST NOT v časti 3.1). Táto brožúra číta malé slová rovnako; uchádzač ich môže čítať voľnejšie.</w:t>
       </w:r>
     </w:p>
     <w:p>
@@ -888,7 +888,7 @@
           <w:i w:val="0"/>
           <w:sz w:val="21"/>
         </w:rPr>
-        <w:t>Sedem malých mechanizmov, jeden cieľ: vaše údaje zostanú vaše a vaše systémy sa dohovoria.</w:t>
+        <w:t>Sedem malých mechanizmov, jeden cieľ: údaje zostanú pod kontrolou mesta a systémy budú vzájomne komunikovať.</w:t>
       </w:r>
     </w:p>
     <w:p>
@@ -1437,7 +1437,7 @@
           <w:color w:val="5A5A6E"/>
           <w:sz w:val="18"/>
         </w:rPr>
-        <w:t>K číslovaniu: MIMs Plus 9.0 špecifikuje sedem mechanizmov s číslami 0, 1, 2, 3, 6, 7 a 8. MIM4 (osobné údaje) a MIM5 (férová umelá inteligencia) patria k starším verziám OASC a súčasťou verzie 9.0 nie sú. V brožúre nič nechýba.</w:t>
+        <w:t>K číslovaniu: MIMs Plus 9.0 špecifikuje sedem mechanizmov s číslami 0, 1, 2, 3, 6, 7 a 8. MIM4 (osobné údaje) a MIM5 (spravodlivá umelá inteligencia) patria k starším verziám OASC a súčasťou verzie 9.0 nie sú. V brožúre nič nechýba.</w:t>
       </w:r>
     </w:p>
     <w:p>
@@ -1578,7 +1578,7 @@
           <w:i w:val="0"/>
           <w:sz w:val="20"/>
         </w:rPr>
-        <w:t>API musí byť formálne popísané v otvorenom, strojovo čitateľnom dokumente (napr. OpenAPI) zverejnenom na stálej adrese.</w:t>
+        <w:t>API musí byť formálne opísané v otvorenom, strojovo čitateľnom dokumente (napr. OpenAPI) zverejnenom na stálej adrese.</w:t>
       </w:r>
     </w:p>
     <w:p>
@@ -1686,7 +1686,7 @@
           <w:i w:val="0"/>
           <w:sz w:val="20"/>
         </w:rPr>
-        <w:t>Pri potrebe údajov v reálnom čase musí systém umožniť odber zmien (webhooky, MQTT a pod.).</w:t>
+        <w:t>Pri potrebe údajov v reálnom čase musí systém umožniť odber zmien (webhooky, MQTT a pod.) namiesto neustáleho dopytovania.</w:t>
       </w:r>
     </w:p>
     <w:p>
@@ -2169,7 +2169,7 @@
                 <w:i w:val="0"/>
                 <w:sz w:val="16"/>
               </w:rPr>
-              <w:t>Mechanizmy prístupu MUSIA byť formálne popísané.</w:t>
+              <w:t>Mechanizmy prístupu MUSIA byť formálne opísané.</w:t>
             </w:r>
           </w:p>
         </w:tc>
@@ -2965,7 +2965,7 @@
           <w:color w:val="5A5A6E"/>
           <w:sz w:val="18"/>
         </w:rPr>
-        <w:t xml:space="preserve">Iné systémy sledujú väzby automaticky.   </w:t>
+        <w:t xml:space="preserve">Iné systémy dokážu odkaz automaticky nasledovať.   </w:t>
       </w:r>
       <w:r>
         <w:rPr>
@@ -3242,7 +3242,7 @@
                 <w:i w:val="0"/>
                 <w:sz w:val="18"/>
               </w:rPr>
-              <w:t>Identifikátory sa pregenerujú pri každej migrácii.</w:t>
+              <w:t>Identifikátory sa pri každej migrácii vygenerujú nanovo.</w:t>
             </w:r>
           </w:p>
         </w:tc>
@@ -3715,7 +3715,7 @@
                 <w:i w:val="0"/>
                 <w:sz w:val="16"/>
               </w:rPr>
-              <w:t>Táto sémantika je popísaná v strojovo čitateľnom formáte.</w:t>
+              <w:t>Táto sémantika je opísaná v strojovo čitateľnom formáte.</w:t>
             </w:r>
           </w:p>
         </w:tc>
@@ -4443,7 +4443,7 @@
                 <w:i w:val="0"/>
                 <w:sz w:val="18"/>
               </w:rPr>
-              <w:t>Dokumentácia len pod NDA.</w:t>
+              <w:t>Dokumentácia len po podpise dohody o mlčanlivosti (NDA).</w:t>
             </w:r>
           </w:p>
         </w:tc>
@@ -4519,7 +4519,7 @@
                 <w:color w:val="003399"/>
                 <w:sz w:val="16"/>
               </w:rPr>
-              <w:t>Všetky entity v zdrojoch údajov sú popísané konzistentnými dátovými modelmi, aby boli aplikácie a systémy interoperabilné</w:t>
+              <w:t>Všetky entity v zdrojoch údajov sú opísané konzistentnými dátovými modelmi, aby boli aplikácie a systémy interoperabilné</w:t>
             </w:r>
           </w:p>
         </w:tc>
@@ -4569,7 +4569,7 @@
                 <w:i w:val="0"/>
                 <w:sz w:val="16"/>
               </w:rPr>
-              <w:t>Dátové modely použité pre všetky entity v ktoromkoľvek zdroji údajov musia byť explicitne uvedené. Musia byť dobre zdokumentované a mať popisné metadáta, v ktorých sú použité pojmy sémanticky jednoznačné. Pri atribútoch týkajúcich sa merných jednotiek, formátov času a pod. musia byť použité jednotky, formáty a pod. explicitne uvedené. Dátové modely majú byť katalogizované, aby sa dali ľahko nájsť.</w:t>
+              <w:t>Dátové modely použité pre všetky entity v ktoromkoľvek zdroji údajov musia byť explicitne uvedené. Musia byť dobre zdokumentované a mať opisné metadáta, v ktorých sú použité pojmy sémanticky jednoznačné. Pri atribútoch týkajúcich sa merných jednotiek, formátov času a pod. musia byť použité jednotky, formáty a pod. explicitne uvedené. Dátové modely majú byť katalogizované, aby sa dali ľahko nájsť.</w:t>
             </w:r>
           </w:p>
         </w:tc>
@@ -4985,7 +4985,7 @@
                 <w:color w:val="5A5A6E"/>
                 <w:sz w:val="16"/>
               </w:rPr>
-              <w:t>The documentation of the data transport format should be sufficient to allow the creation of non-proprietary application or interpretor that is able to reconstruct all the data stored in such a data format.</w:t>
+              <w:t>The documentation of the data transport format should be sufficient to allow the creation of non-proprietary application or interpretor [sic] that is able to reconstruct all the data stored in such a data format.</w:t>
             </w:r>
           </w:p>
         </w:tc>
@@ -5348,7 +5348,7 @@
           <w:i w:val="0"/>
           <w:sz w:val="20"/>
         </w:rPr>
-        <w:t>Každý dataset musí byť popísaný štandardnými metadátami (napr. DCAT-AP) v katalógu, aby ho ostatní vedeli vyhľadať.</w:t>
+        <w:t>Každý dataset, ktorý systém poskytuje, musí byť opísaný štandardnými metadátami (napr. DCAT-AP) v katalógu, aby ho ostatní vedeli vyhľadať.</w:t>
       </w:r>
     </w:p>
     <w:p>
@@ -5456,7 +5456,7 @@
           <w:i w:val="0"/>
           <w:sz w:val="20"/>
         </w:rPr>
-        <w:t>Verejný obstarávateľ musí vedieť sám určiť, kto má prístup ku ktorým údajom a za akých podmienok, bez súčinnosti dodávateľa.</w:t>
+        <w:t>Verejný obstarávateľ musí mať možnosť sám určiť, kto má prístup ku ktorým údajom a za akých podmienok, a toto nastavenie meniť bez súčinnosti dodávateľa.</w:t>
       </w:r>
     </w:p>
     <w:p>
@@ -5575,7 +5575,7 @@
                 <w:i w:val="0"/>
                 <w:sz w:val="18"/>
               </w:rPr>
-              <w:t>Jeden súbor pravidiel nahradí zásuvku plnú dvojstranných zmlúv.</w:t>
+              <w:t>Jeden súbor pravidiel nahradí množstvo jednotlivých zmlúv o zdieľaní údajov.</w:t>
             </w:r>
           </w:p>
         </w:tc>
@@ -5617,7 +5617,7 @@
                 <w:i w:val="0"/>
                 <w:sz w:val="18"/>
               </w:rPr>
-              <w:t>Dodávateľ si nárokuje práva na údaje mesta (pozri klauzulu „Vlastníctvo údajov“).</w:t>
+              <w:t>Dodávateľ si nárokuje práva na údaje mesta (pozri klauzulu „Práva k údajom“).</w:t>
             </w:r>
           </w:p>
           <w:p>
@@ -6014,7 +6014,7 @@
                 <w:i w:val="0"/>
                 <w:sz w:val="16"/>
               </w:rPr>
-              <w:t>Podmienky výmeny údajov majú byť popísané jasne a jednoznačne, aby boli pre používateľov údajov ľahko zrozumiteľné.</w:t>
+              <w:t>Podmienky výmeny údajov majú byť opísané jasne a jednoznačne, aby boli pre používateľov údajov ľahko zrozumiteľné.</w:t>
             </w:r>
           </w:p>
         </w:tc>
@@ -6112,7 +6112,7 @@
                 <w:i w:val="0"/>
                 <w:sz w:val="16"/>
               </w:rPr>
-              <w:t>Podmienky majú byť v súlade s celkovým modelom správy dátového ekosystému a nesmú mu odporovať. (Poznámka: Poskytovateľ údajov sa môže rozhodnúť, že sa na dátovom ekosystéme nezúčastní, ak je jeho model správy príliš reštriktívny alebo príliš voľný.)</w:t>
+              <w:t>Podmienky majú byť v súlade s celkovým modelom správy dátového ekosystému a nesmú mu odporovať. (Poznámka: Poskytovateľ údajov sa môže rozhodnúť, že sa na dátovom ekosystéme nezúčastní, ak je jeho model správy príliš reštriktívny alebo príliš benevolentný.)</w:t>
             </w:r>
           </w:p>
         </w:tc>
@@ -6463,7 +6463,7 @@
                 <w:i w:val="0"/>
                 <w:sz w:val="16"/>
               </w:rPr>
-              <w:t>Dátové aktíva majú byť primerane popísané metadátami, aby sa používatelia údajov mohli spoľahlivo rozhodnúť o ich ďalšom zamýšľanom použití.</w:t>
+              <w:t>Dátové aktíva majú byť primerane opísané metadátami, aby sa používatelia údajov mohli spoľahlivo rozhodnúť o ich ďalšom zamýšľanom použití.</w:t>
             </w:r>
           </w:p>
         </w:tc>
@@ -6512,7 +6512,7 @@
                 <w:i w:val="0"/>
                 <w:sz w:val="16"/>
               </w:rPr>
-              <w:t>Metadáta popisujúce dátové aktíva majú vychádzať z dobre definovaných, ľahko zrozumiteľných formátov čitateľných pre ľudí aj stroje.</w:t>
+              <w:t>Metadáta opisujúce dátové aktíva majú vychádzať z dobre definovaných, ľahko zrozumiteľných formátov čitateľných pre ľudí aj stroje.</w:t>
             </w:r>
           </w:p>
         </w:tc>
@@ -7161,7 +7161,7 @@
                 <w:i w:val="0"/>
                 <w:sz w:val="16"/>
               </w:rPr>
-              <w:t>Poskytovatelia údajov majú mať možnosť získať žiadosti používateľov o nové dátové aktíva.</w:t>
+              <w:t>Poskytovatelia údajov majú mať možnosť prijímať žiadosti používateľov o nové dátové aktíva.</w:t>
             </w:r>
           </w:p>
         </w:tc>
@@ -7291,7 +7291,7 @@
           <w:i w:val="0"/>
           <w:sz w:val="20"/>
         </w:rPr>
-        <w:t>Všetok prenos údajov musí byť šifrovaný (TLS 1.3, resp. aktuálna dobrá prax).</w:t>
+        <w:t>Všetok prenos údajov musí byť šifrovaný (TLS 1.3, resp. aktuálne osvedčené postupy).</w:t>
       </w:r>
     </w:p>
     <w:p>
@@ -7359,7 +7359,7 @@
           <w:color w:val="5A5A6E"/>
           <w:sz w:val="18"/>
         </w:rPr>
-        <w:t xml:space="preserve">Jeden účet na zamestnanca; pri odchode stráca prístup všade naraz.   </w:t>
+        <w:t xml:space="preserve">Jeden účet na zamestnanca, nie jeden na každý produkt dodávateľa; pri odchode stráca prístup všade naraz.   </w:t>
       </w:r>
       <w:r>
         <w:rPr>
@@ -7467,7 +7467,7 @@
           <w:i w:val="0"/>
           <w:sz w:val="20"/>
         </w:rPr>
-        <w:t>Dodávateľ musí preukázať súlad s ISO/IEC 27001:2022 (alebo ekvivalentom) pre prevádzkovanú službu.</w:t>
+        <w:t>Uchádzač preukáže súlad s ISO/IEC 27001:2022 (alebo ekvivalentom) pre prevádzkovanú službu.</w:t>
       </w:r>
     </w:p>
     <w:p>
@@ -7481,7 +7481,7 @@
           <w:color w:val="5A5A6E"/>
           <w:sz w:val="18"/>
         </w:rPr>
-        <w:t xml:space="preserve">Bezpečnosť je proces, nie políčko pri odovzdaní. Špecifikácia cituje opatrenia ISO/IEC 27001, nie certifikát.   </w:t>
+        <w:t xml:space="preserve">Bezpečnosť je proces, nie položka odškrtnutá pri prevzatí. Špecifikácia cituje opatrenia ISO/IEC 27001, nie certifikát.   </w:t>
       </w:r>
       <w:r>
         <w:rPr>
@@ -7586,7 +7586,7 @@
                 <w:i w:val="0"/>
                 <w:sz w:val="18"/>
               </w:rPr>
-              <w:t>Keď sa niečo pokazí, záznamy povedia čo a kto.</w:t>
+              <w:t>Pri incidente záznamy umožnia zistiť, čo sa stalo a kto konal.</w:t>
             </w:r>
           </w:p>
         </w:tc>
@@ -8550,7 +8550,7 @@
           <w:i w:val="0"/>
           <w:sz w:val="20"/>
         </w:rPr>
-        <w:t>Takmer všetko, čo mesto vlastní, má svoje miesto. MIM7 zabezpečí, že to miesto nie je len obrázok: priestorové údaje tečú cez štandardné rozhrania OGC, v otvorených formátoch, so vždy uvedeným súradnicovým systémom. Každá kúpená mapová vrstva potom je zlučiteľná s tými, ktoré už máte.</w:t>
+        <w:t>Takmer všetko, čo mesto vlastní, má svoje miesto. MIM7 zabezpečí, že to miesto nie je len obrázok: priestorové údaje tečú cez štandardné rozhrania OGC, v otvorených formátoch, so vždy uvedeným súradnicovým systémom. Každá obstaraná mapová vrstva je potom zlučiteľná s tými, ktoré už máte.</w:t>
       </w:r>
     </w:p>
     <w:p>
@@ -8703,7 +8703,7 @@
           <w:color w:val="5A5A6E"/>
           <w:sz w:val="18"/>
         </w:rPr>
-        <w:t xml:space="preserve">Vrstvy z rôznych zdrojov na mape skutočne sedia.   </w:t>
+        <w:t xml:space="preserve">Vrstvy z rôznych zdrojov sa na mape správne prekrývajú.   </w:t>
       </w:r>
       <w:r>
         <w:rPr>
@@ -9460,7 +9460,7 @@
                 <w:i w:val="0"/>
                 <w:sz w:val="16"/>
               </w:rPr>
-              <w:t>Súradnicové referenčné systémy (CRS) musia byť v súlade so štandardmi a musí byť uvedené, ktorý štandard (napr. EPSG:4326, EPSG:3857) sa používa. Patrí sem číslo EPSG alebo WGS spolu s informáciou o prípadných odchýlkach vychádzajúcich z národných systémov, ako je lotyšský LKS-92, aby bolo možné údaje transformovať do spoločného CRS. (Poznámka: V EÚ sa pre geopriestorové údaje vyžadujú metadáta v súlade so smernicou INSPIRE vrátane metadát potrebných na popis CRS.)</w:t>
+              <w:t>Súradnicové referenčné systémy (CRS) musia byť v súlade so štandardmi a musí byť uvedené, ktorý štandard (napr. EPSG:4326, EPSG:3857) sa používa. Patrí sem číslo EPSG alebo WGS spolu s informáciou o prípadných odchýlkach vychádzajúcich z národných systémov, ako je lotyšský LKS-92, aby bolo možné údaje transformovať do spoločného CRS. (Poznámka: V EÚ sa pre geopriestorové údaje vyžadujú metadáta v súlade so smernicou INSPIRE vrátane metadát potrebných na opis CRS.)</w:t>
             </w:r>
           </w:p>
         </w:tc>
@@ -9604,7 +9604,7 @@
           <w:color w:val="5A5A6E"/>
           <w:sz w:val="18"/>
         </w:rPr>
-        <w:t xml:space="preserve">Výsledky napájajú správy, prehľady a ďalší projekt.   </w:t>
+        <w:t xml:space="preserve">Výsledky slúžia ako podklad pre správy a prehľady a využijú sa v ďalšom projekte.   </w:t>
       </w:r>
       <w:r>
         <w:rPr>
@@ -9712,7 +9712,7 @@
           <w:color w:val="5A5A6E"/>
           <w:sz w:val="18"/>
         </w:rPr>
-        <w:t xml:space="preserve">Vizualizácia a analýzy zostávajú konkurenčným trhom.   </w:t>
+        <w:t xml:space="preserve">Trh s vizualizačnými a analytickými nástrojmi tak zostáva otvorený hospodárskej súťaži.   </w:t>
       </w:r>
       <w:r>
         <w:rPr>
@@ -10314,7 +10314,7 @@
                 <w:i w:val="0"/>
                 <w:sz w:val="16"/>
               </w:rPr>
-              <w:t>Model má poskytovať štandardné metadáta modelu vrátane popisu jeho metód a parametrov a dátových parametrov (hodnotou alebo odkazom). Na tento účel sa majú používať bežné štandardy metadát.</w:t>
+              <w:t>Model má poskytovať štandardné metadáta modelu vrátane opisu jeho metód a parametrov a dátových parametrov (hodnotou alebo odkazom). Na tento účel sa majú používať bežné štandardy metadát.</w:t>
             </w:r>
           </w:p>
         </w:tc>
@@ -10363,7 +10363,7 @@
                 <w:i w:val="0"/>
                 <w:sz w:val="16"/>
               </w:rPr>
-              <w:t>Model musí byť vystavený alebo volateľný cez zdokumentované rozhranie, prednostne cez známe štandardizované API. Dataset, ktorý je výstupom modelu, musí byť popísaný (na úrovni údajov).</w:t>
+              <w:t>Model musí byť vystavený alebo volateľný cez zdokumentované rozhranie, prednostne cez známe štandardizované API. Dataset, ktorý je výstupom modelu, musí byť opísaný (na úrovni údajov).</w:t>
             </w:r>
           </w:p>
         </w:tc>
@@ -10412,7 +10412,7 @@
                 <w:i w:val="0"/>
                 <w:sz w:val="16"/>
               </w:rPr>
-              <w:t>Má byť zabezpečené dôveryhodné, spoľahlivé a etické používanie inovatívnych metód (LLM, agentová AI a pod.). Skreslenie (bias) sa má tam, kde je to relevantné, minimalizovať. Metódy, ktorými sa to zaručuje, majú byť popísané.</w:t>
+              <w:t>Má byť zabezpečené dôveryhodné, spoľahlivé a etické používanie inovatívnych metód (LLM, agentová AI a pod.). Skreslenie (bias) sa má tam, kde je to relevantné, minimalizovať. Metódy, ktorými sa to zaručuje, majú byť opísané.</w:t>
             </w:r>
           </w:p>
         </w:tc>
@@ -10759,7 +10759,7 @@
                 <w:i w:val="0"/>
                 <w:sz w:val="16"/>
               </w:rPr>
-              <w:t>LDT zaznamenáva pôvod pracovných postupov vrátane použitých datasetov (s verziou a časovou pečiatkou), spustených modelov, zvolených parametrov a vygenerovaných výstupov.</w:t>
+              <w:t>LDT zaznamenáva pôvod výsledkov pracovných postupov vrátane použitých datasetov (s verziou a časovou pečiatkou), spustených modelov, zvolených parametrov a vygenerovaných výstupov.</w:t>
             </w:r>
           </w:p>
         </w:tc>
@@ -11399,7 +11399,7 @@
           <w:i w:val="0"/>
           <w:sz w:val="20"/>
         </w:rPr>
-        <w:t>Tieto klauzuly patria do každej zákazky bez ohľadu na to, čo nakupujete. Vychádzajú z obstarávacej praxe okolo MIMs a living-in.eu. Väčšina sa neopiera o jednu konkrétnu požiadavku špecifikácie, preto nenesú referenčné kódy (verzovanie API odporúča aj MIM0 C2). Stoja málo; ich vynechanie môže stáť všetko.</w:t>
+        <w:t>Tieto klauzuly patria do každej zákazky bez ohľadu na to, čo obstarávate. Vychádzajú z obstarávacej praxe okolo MIMs a living-in.eu. Väčšina sa neopiera o jednu konkrétnu požiadavku špecifikácie, preto nenesú referenčné kódy (verzovanie API odporúča aj MIM0 C2). Stoja málo; ich vynechanie môže stáť všetko.</w:t>
       </w:r>
     </w:p>
     <w:p>
@@ -11422,7 +11422,7 @@
           <w:color w:val="003399"/>
           <w:sz w:val="21"/>
         </w:rPr>
-        <w:t>X.1  Exit stratégia</w:t>
+        <w:t>X.1  Exitová stratégia</w:t>
       </w:r>
     </w:p>
     <w:p>
@@ -11507,7 +11507,7 @@
           <w:i w:val="0"/>
           <w:sz w:val="20"/>
         </w:rPr>
-        <w:t>Prístup verejného obstarávateľa k vlastným údajom nesmie byť spoplatnený podľa počtu používateľov ani požiadaviek.</w:t>
+        <w:t>Verejný obstarávateľ neplatí za prístup k vlastným údajom žiadny poplatok, ani podľa počtu používateľov, ani podľa počtu požiadaviek.</w:t>
       </w:r>
     </w:p>
     <w:p>
@@ -11579,7 +11579,7 @@
           <w:i w:val="0"/>
           <w:sz w:val="20"/>
         </w:rPr>
-        <w:t>Uchádzači preukážu splnenie požiadaviek už pri hodnotení ponúk, nie čestným vyhlásením. Pri API to znamená zverejnenú interaktívnu dokumentáciu (napr. OpenAPI) a živé volanie, ktoré vráti platné údaje. Každá označená položka sa znovu otestuje pri odovzdaní a prevzatí.</w:t>
+        <w:t>Uchádzači preukážu splnenie požiadaviek už pri vyhodnocovaní ponúk, nie čestným vyhlásením. Pri API to znamená zverejnenú interaktívnu dokumentáciu (napr. OpenAPI) a živé volanie, ktoré vráti platné údaje. Každá označená položka sa znovu otestuje pri odovzdaní a prevzatí.</w:t>
       </w:r>
     </w:p>
     <w:p>
@@ -11602,7 +11602,7 @@
           <w:color w:val="003399"/>
           <w:sz w:val="21"/>
         </w:rPr>
-        <w:t>X.6  Menované otvorené štandardy</w:t>
+        <w:t>X.6  Konkrétne otvorené štandardy</w:t>
       </w:r>
     </w:p>
     <w:p>
@@ -11615,7 +11615,7 @@
           <w:i w:val="0"/>
           <w:sz w:val="20"/>
         </w:rPr>
-        <w:t>Súťažné podklady menujú konkrétne štandardy; tvrdenie „kompatibilné s…“ musí uviesť presné rozhranie a verziu. Pri každom odkaze na normu alebo technickú špecifikáciu sa pripúšťa ekvivalentné riešenie; ekvivalentnosť preukazuje uchádzač.</w:t>
+        <w:t>Súťažné podklady uvádzajú konkrétne štandardy; tvrdenie „kompatibilné s…“ musí uviesť presné rozhranie a verziu. Pri každom odkaze na normu alebo technickú špecifikáciu sa pripúšťa ekvivalentné riešenie; ekvivalentnosť preukazuje uchádzač.</w:t>
       </w:r>
     </w:p>
     <w:p>
@@ -11955,7 +11955,7 @@
                 <w:i w:val="0"/>
                 <w:sz w:val="18"/>
               </w:rPr>
-              <w:t>Exit stratégia, Vlastníctvo údajov, Žiadne poplatky za vlastné údaje, Stabilita a verzie API; vyplnená tabuľka zhody ako príloha</w:t>
+              <w:t>Exitová stratégia, Práva k údajom, Žiadne poplatky za vlastné údaje, Stabilita a verzie API; vyplnená tabuľka zhody ako príloha</w:t>
             </w:r>
           </w:p>
         </w:tc>
@@ -11973,7 +11973,7 @@
                 <w:color w:val="003399"/>
                 <w:sz w:val="18"/>
               </w:rPr>
-              <w:t>Akceptačný protokol</w:t>
+              <w:t>Preberací (akceptačný) protokol</w:t>
             </w:r>
           </w:p>
         </w:tc>
@@ -12060,7 +12060,7 @@
           <w:i w:val="0"/>
           <w:sz w:val="19"/>
         </w:rPr>
-        <w:t>4.3.2 API musí byť formálne popísané v otvorenom, strojovo čitateľnom dokumente (napr. OpenAPI) zverejnenom na stálej adrese. (MIM0 R1.3)</w:t>
+        <w:t>4.3.2 API musí byť formálne opísané v otvorenom, strojovo čitateľnom dokumente (napr. OpenAPI) zverejnenom na stálej adrese. (MIM0 R1.3)</w:t>
       </w:r>
     </w:p>
     <w:p>
@@ -12112,7 +12112,7 @@
           <w:i w:val="0"/>
           <w:sz w:val="19"/>
         </w:rPr>
-        <w:t>4.3.23 Uchádzač vyplní tabuľku zhody (príloha súťažných podkladov) a pri každej vyžadovanej položke uvedie dôkaz. Splnenie bodov 4.3.1 až 4.3.21 predvedie živým volaním API pri vyhodnocovaní ponúk; verejný obstarávateľ ich znovu otestuje pri prevzatí. Nesplnenie je dôvodom na odmietnutie prevzatia plnenia.</w:t>
+        <w:t>4.3.23 Uchádzač vyplní tabuľku zhody (príloha súťažných podkladov) a pri každej vyžadovanej položke uvedie dôkaz. Pri vyhodnocovaní ponúk uchádzač splnenie bodov 4.3.1 až 4.3.21 predvedie (napr. živým volaním API); ponuka, ktorá vyžadovaný bod nesplní, nespĺňa požiadavky na predmet zákazky. Verejný obstarávateľ body znovu otestuje pri prevzatí; nesplnenie je vtedy dôvodom na odmietnutie prevzatia plnenia.</w:t>
       </w:r>
     </w:p>
     <w:p>
@@ -12486,7 +12486,7 @@
           <w:color w:val="5A5A6E"/>
           <w:sz w:val="18"/>
         </w:rPr>
-        <w:t>Sľub do budúcna je N: komisia overuje len to, čo uchádzač vie predviesť.</w:t>
+        <w:t>Prísľub budúcej funkcionality sa hodnotí ako N: komisia overuje len to, čo uchádzač vie predviesť. Pri vyžadovanej položke znamená N nesplnenie požiadaviek na predmet zákazky.</w:t>
       </w:r>
     </w:p>
     <w:p>
@@ -12532,7 +12532,7 @@
           <w:i w:val="0"/>
           <w:sz w:val="19"/>
         </w:rPr>
-        <w:t>Jeden riadok na položku. Verejný obstarávateľ označí, čo zákazka vyžaduje, a tabuľku priloží k súťažným podkladom ako povinnú prílohu ponuky. Uchádzač pri každej vyžadovanej položke uvedie S (spĺňa), E (spĺňa ekvivalentom) alebo N (nespĺňa), stručne ako, a kde je dôkaz: adresa dokumentácie, testovací prístup, strana ponuky. Vyhlásenie bez dôkazu nestačí. Komisia každú položku overí pri hodnotení ponúk a znovu pri prevzatí (✓ potvrdené, ✗ nepotvrdené, — neoverovalo sa).</w:t>
+        <w:t>Jeden riadok na položku. Verejný obstarávateľ označí, čo zákazka vyžaduje, a tabuľku priloží k súťažným podkladom ako povinnú prílohu ponuky. Uchádzač pri každej vyžadovanej položke uvedie S (spĺňa), E (spĺňa ekvivalentom) alebo N (nespĺňa), stručne ako, a kde je dôkaz: adresa dokumentácie, testovací prístup, strana ponuky. Vyhlásenie bez dôkazu nestačí. Komisia každú položku overí pri vyhodnocovaní ponúk a znovu pri prevzatí (✓ potvrdené, ✗ nepotvrdené, — neoverovalo sa).</w:t>
       </w:r>
     </w:p>
     <w:p>
@@ -12545,7 +12545,7 @@
           <w:i w:val="0"/>
           <w:sz w:val="19"/>
         </w:rPr>
-        <w:t>Vyplnená tabuľka je súčasťou ponuky a stáva sa prílohou zmluvy. Overuje splnenie požiadaviek na predmet zákazky (splnil alebo nesplnil); nie je kritériom na vyhodnotenie ponúk. Ak chcete zhodu bodovať, uveďte to medzi kritériami zverejnenými vopred v súťažných podkladoch (smernica 2014/24/EÚ, článok 67).</w:t>
+        <w:t>Vyplnená tabuľka je súčasťou ponuky a stáva sa prílohou zmluvy. Overuje splnenie požiadaviek na predmet zákazky (splnil alebo nesplnil); nie je kritériom na vyhodnotenie ponúk. Ak chcete mieru zhody hodnotiť bodmi, uveďte to medzi kritériami na vyhodnotenie ponúk zverejnenými vopred v súťažných podkladoch (smernica 2014/24/EÚ, článok 67).</w:t>
       </w:r>
     </w:p>
     <w:tbl>
@@ -12857,7 +12857,7 @@
                 <w:i w:val="0"/>
                 <w:sz w:val="17"/>
               </w:rPr>
-              <w:t>Otvorený popis API (OpenAPI) na stálej adrese</w:t>
+              <w:t>Otvorený opis API (OpenAPI) na stálej adrese</w:t>
             </w:r>
           </w:p>
         </w:tc>
@@ -13553,7 +13553,7 @@
                 <w:i w:val="0"/>
                 <w:sz w:val="17"/>
               </w:rPr>
-              <w:t>Štandardné dátové modely, kde sa dá</w:t>
+              <w:t>Štandardné dátové modely, kde je to možné</w:t>
             </w:r>
           </w:p>
         </w:tc>
@@ -13717,7 +13717,7 @@
                 <w:i w:val="0"/>
                 <w:sz w:val="17"/>
               </w:rPr>
-              <w:t>Rozšírenia ako profily, nikdy forky</w:t>
+              <w:t>Rozšírenia ako profily, nie ako fork</w:t>
             </w:r>
           </w:p>
         </w:tc>
@@ -15211,7 +15211,7 @@
                 <w:i w:val="0"/>
                 <w:sz w:val="17"/>
               </w:rPr>
-              <w:t>Exit stratégia: bezodplatné odovzdanie v otvorených formátoch</w:t>
+              <w:t>Exitová stratégia: bezodplatné odovzdanie v otvorených formátoch</w:t>
             </w:r>
           </w:p>
         </w:tc>
@@ -15579,7 +15579,7 @@
           <w:i w:val="0"/>
           <w:sz w:val="20"/>
         </w:rPr>
-        <w:t>Rozhranie, cez ktoré si jeden program pýta údaje od druhého: cez web, bez klikania človeka.</w:t>
+        <w:t>Rozhranie, cez ktoré si jeden program pýta údaje od druhého: cez web, bez zásahu človeka.</w:t>
       </w:r>
     </w:p>
     <w:p>
@@ -15821,7 +15821,7 @@
           <w:i w:val="0"/>
           <w:sz w:val="20"/>
         </w:rPr>
-        <w:t>Otvorený formát strojovo čitateľného popisu webového API: adresy, parametre, odpovede.</w:t>
+        <w:t>Otvorený formát strojovo čitateľného opisu webového API: adresy, parametre, odpovede.</w:t>
       </w:r>
     </w:p>
     <w:p>
@@ -15843,7 +15843,7 @@
           <w:i w:val="0"/>
           <w:sz w:val="20"/>
         </w:rPr>
-        <w:t>Technické pravidlo, ktoré si každý môže prečítať a implementovať bez platenia či pýtania povolenia.</w:t>
+        <w:t>Technické pravidlo, ktoré si každý môže prečítať a implementovať bez poplatkov a bez osobitného povolenia.</w:t>
       </w:r>
     </w:p>
     <w:p>
@@ -15953,7 +15953,7 @@
           <w:i w:val="0"/>
           <w:sz w:val="20"/>
         </w:rPr>
-        <w:t>Keď odchod od dodávateľa stojí toľko na údajoch, formátoch či poplatkoch, že prakticky nemôžete odísť.</w:t>
+        <w:t>Stav, keď je zmena dodávateľa pre náklady spojené s údajmi, formátmi alebo poplatkami prakticky nemožná.</w:t>
       </w:r>
     </w:p>
     <w:p>
@@ -16124,7 +16124,7 @@
           <w:color w:val="5A5A6E"/>
           <w:sz w:val="17"/>
         </w:rPr>
-        <w:t>v9.0.6 · 2026-09-18</w:t>
+        <w:t>v9.0.7 · 2026-09-19</w:t>
       </w:r>
     </w:p>
     <w:sectPr>
@@ -16152,7 +16152,7 @@
         <w:color w:val="5A5A6E"/>
         <w:sz w:val="16"/>
       </w:rPr>
-      <w:t xml:space="preserve">Kontrolný zoznam pre verejné obstarávanie pomocou minimálnych mechanizmov interoperability (MIMs) · MIMs Plus 9.0 · v9.0.6 · 2026-09-18  ·  </w:t>
+      <w:t xml:space="preserve">Kontrolný zoznam pre verejné obstarávanie podľa minimálnych mechanizmov interoperability (MIMs) · MIMs Plus 9.0 · v9.0.7 · 2026-09-19  ·  </w:t>
     </w:r>
     <w:fldSimple w:instr="PAGE"/>
   </w:p>
